--- a/AS91893 - Digital Media/AS91893-DigitalMedia-JoshDean.docx
+++ b/AS91893 - Digital Media/AS91893-DigitalMedia-JoshDean.docx
@@ -211,6 +211,12 @@
                 <w:lang w:val="en-US"/>
               </w:rPr>
             </w:pPr>
+            <w:r>
+              <w:rPr>
+                <w:lang w:val="en-US"/>
+              </w:rPr>
+              <w:t>Score meter</w:t>
+            </w:r>
           </w:p>
         </w:tc>
       </w:tr>
@@ -252,6 +258,12 @@
                 <w:lang w:val="en-US"/>
               </w:rPr>
             </w:pPr>
+            <w:r>
+              <w:rPr>
+                <w:lang w:val="en-US"/>
+              </w:rPr>
+              <w:t>A number on the top left or right of the screen that shows the players current score in the song.</w:t>
+            </w:r>
           </w:p>
         </w:tc>
       </w:tr>
@@ -500,6 +512,12 @@
                 <w:lang w:val="en-US"/>
               </w:rPr>
             </w:pPr>
+            <w:r>
+              <w:rPr>
+                <w:lang w:val="en-US"/>
+              </w:rPr>
+              <w:t>Accuracy Bar</w:t>
+            </w:r>
           </w:p>
         </w:tc>
       </w:tr>
@@ -541,6 +559,12 @@
                 <w:lang w:val="en-US"/>
               </w:rPr>
             </w:pPr>
+            <w:r>
+              <w:rPr>
+                <w:lang w:val="en-US"/>
+              </w:rPr>
+              <w:t>A bar that sits on the bottom or middle of the screen that shows how accurately you hit the notes over the past few seconds</w:t>
+            </w:r>
           </w:p>
         </w:tc>
       </w:tr>
@@ -777,6 +801,12 @@
                 <w:lang w:val="en-US"/>
               </w:rPr>
             </w:pPr>
+            <w:r>
+              <w:rPr>
+                <w:lang w:val="en-US"/>
+              </w:rPr>
+              <w:t>Song Menu</w:t>
+            </w:r>
           </w:p>
         </w:tc>
       </w:tr>
@@ -818,6 +848,12 @@
                 <w:lang w:val="en-US"/>
               </w:rPr>
             </w:pPr>
+            <w:r>
+              <w:rPr>
+                <w:lang w:val="en-US"/>
+              </w:rPr>
+              <w:t>A song select menu that is centered on the side of the screen with bars that you click to play a song / map.</w:t>
+            </w:r>
           </w:p>
         </w:tc>
       </w:tr>
@@ -1021,6 +1057,8 @@
         </w:rPr>
         <w:t>Evidence of Advanced Techniques:</w:t>
       </w:r>
+      <w:bookmarkStart w:id="0" w:name="_GoBack"/>
+      <w:bookmarkEnd w:id="0"/>
     </w:p>
     <w:tbl>
       <w:tblPr>
@@ -2029,8 +2067,6 @@
                 <w:lang w:val="en-US"/>
               </w:rPr>
             </w:pPr>
-            <w:bookmarkStart w:id="0" w:name="_GoBack"/>
-            <w:bookmarkEnd w:id="0"/>
           </w:p>
         </w:tc>
         <w:tc>
@@ -3453,6 +3489,7 @@
   <w:style w:type="character" w:default="1" w:styleId="DefaultParagraphFont">
     <w:name w:val="Default Paragraph Font"/>
     <w:uiPriority w:val="1"/>
+    <w:semiHidden/>
     <w:unhideWhenUsed/>
   </w:style>
   <w:style w:type="table" w:default="1" w:styleId="TableNormal">
@@ -3833,15 +3870,6 @@
 </file>
 
 <file path=customXml/item1.xml><?xml version="1.0" encoding="utf-8"?>
-<?mso-contentType ?>
-<FormTemplates xmlns="http://schemas.microsoft.com/sharepoint/v3/contenttype/forms">
-  <Display>DocumentLibraryForm</Display>
-  <Edit>DocumentLibraryForm</Edit>
-  <New>DocumentLibraryForm</New>
-</FormTemplates>
-</file>
-
-<file path=customXml/item2.xml><?xml version="1.0" encoding="utf-8"?>
 <ct:contentTypeSchema xmlns:ct="http://schemas.microsoft.com/office/2006/metadata/contentType" xmlns:ma="http://schemas.microsoft.com/office/2006/metadata/properties/metaAttributes" ct:_="" ma:_="" ma:contentTypeName="Document" ma:contentTypeID="0x010100B404DBCFBC02B04D838E297E7AC49BEC" ma:contentTypeVersion="31" ma:contentTypeDescription="Create a new document." ma:contentTypeScope="" ma:versionID="7c9e6b6c5d1b2deb032b27c5c9344eb0">
   <xsd:schema xmlns:xsd="http://www.w3.org/2001/XMLSchema" xmlns:xs="http://www.w3.org/2001/XMLSchema" xmlns:p="http://schemas.microsoft.com/office/2006/metadata/properties" xmlns:ns3="8e8bdfa1-897e-455b-96e1-da9724e984b4" xmlns:ns4="0bf4e652-3194-4289-a587-4a2abc6573c1" targetNamespace="http://schemas.microsoft.com/office/2006/metadata/properties" ma:root="true" ma:fieldsID="1a4672c28bc2d6360303badd6405e4e5" ns3:_="" ns4:_="">
     <xsd:import namespace="8e8bdfa1-897e-455b-96e1-da9724e984b4"/>
@@ -4236,6 +4264,15 @@
 </ct:contentTypeSchema>
 </file>
 
+<file path=customXml/item2.xml><?xml version="1.0" encoding="utf-8"?>
+<?mso-contentType ?>
+<FormTemplates xmlns="http://schemas.microsoft.com/sharepoint/v3/contenttype/forms">
+  <Display>DocumentLibraryForm</Display>
+  <Edit>DocumentLibraryForm</Edit>
+  <New>DocumentLibraryForm</New>
+</FormTemplates>
+</file>
+
 <file path=customXml/item3.xml><?xml version="1.0" encoding="utf-8"?>
 <p:properties xmlns:p="http://schemas.microsoft.com/office/2006/metadata/properties" xmlns:xsi="http://www.w3.org/2001/XMLSchema-instance" xmlns:pc="http://schemas.microsoft.com/office/infopath/2007/PartnerControls">
   <documentManagement>
@@ -4286,14 +4323,6 @@
 </file>
 
 <file path=customXml/itemProps1.xml><?xml version="1.0" encoding="utf-8"?>
-<ds:datastoreItem xmlns:ds="http://schemas.openxmlformats.org/officeDocument/2006/customXml" ds:itemID="{D5EE456C-545B-44B8-B5CE-89CA142A23CB}">
-  <ds:schemaRefs>
-    <ds:schemaRef ds:uri="http://schemas.microsoft.com/sharepoint/v3/contenttype/forms"/>
-  </ds:schemaRefs>
-</ds:datastoreItem>
-</file>
-
-<file path=customXml/itemProps2.xml><?xml version="1.0" encoding="utf-8"?>
 <ds:datastoreItem xmlns:ds="http://schemas.openxmlformats.org/officeDocument/2006/customXml" ds:itemID="{5E749BDA-F7E9-4588-8FC5-356DCD4E3A45}">
   <ds:schemaRefs>
     <ds:schemaRef ds:uri="http://schemas.microsoft.com/office/2006/metadata/contentType"/>
@@ -4308,6 +4337,14 @@
     <ds:schemaRef ds:uri="http://purl.org/dc/elements/1.1/"/>
     <ds:schemaRef ds:uri="http://purl.org/dc/terms/"/>
     <ds:schemaRef ds:uri="http://schemas.microsoft.com/internal/obd"/>
+  </ds:schemaRefs>
+</ds:datastoreItem>
+</file>
+
+<file path=customXml/itemProps2.xml><?xml version="1.0" encoding="utf-8"?>
+<ds:datastoreItem xmlns:ds="http://schemas.openxmlformats.org/officeDocument/2006/customXml" ds:itemID="{D5EE456C-545B-44B8-B5CE-89CA142A23CB}">
+  <ds:schemaRefs>
+    <ds:schemaRef ds:uri="http://schemas.microsoft.com/sharepoint/v3/contenttype/forms"/>
   </ds:schemaRefs>
 </ds:datastoreItem>
 </file>
